--- a/test/_Rådhusvagten/RUNDERINGSBESKRIVELSER/Ørnevej 53 - 55 - tegning over bygningen.docx
+++ b/test/_Rådhusvagten/RUNDERINGSBESKRIVELSER/Ørnevej 53 - 55 - tegning over bygningen.docx
@@ -1,6 +1,6 @@
 
 <file path=word/document.xml><?xml version="1.0" encoding="utf-8"?>
-<w:document xmlns:wpc="http://schemas.microsoft.com/office/word/2010/wordprocessingCanvas" xmlns:cx="http://schemas.microsoft.com/office/drawing/2014/chartex" xmlns:cx1="http://schemas.microsoft.com/office/drawing/2015/9/8/chartex" xmlns:cx2="http://schemas.microsoft.com/office/drawing/2015/10/21/chartex" xmlns:cx3="http://schemas.microsoft.com/office/drawing/2016/5/9/chartex" xmlns:cx4="http://schemas.microsoft.com/office/drawing/2016/5/10/chartex" xmlns:cx5="http://schemas.microsoft.com/office/drawing/2016/5/11/chartex" xmlns:cx6="http://schemas.microsoft.com/office/drawing/2016/5/12/chartex" xmlns:cx7="http://schemas.microsoft.com/office/drawing/2016/5/13/chartex" xmlns:cx8="http://schemas.microsoft.com/office/drawing/2016/5/14/chartex" xmlns:mc="http://schemas.openxmlformats.org/markup-compatibility/2006" xmlns:aink="http://schemas.microsoft.com/office/drawing/2016/ink" xmlns:am3d="http://schemas.microsoft.com/office/drawing/2017/model3d" xmlns:o="urn:schemas-microsoft-com:office:office" xmlns:oel="http://schemas.microsoft.com/office/2019/extlst" xmlns:r="http://schemas.openxmlformats.org/officeDocument/2006/relationships" xmlns:m="http://schemas.openxmlformats.org/officeDocument/2006/math" xmlns:v="urn:schemas-microsoft-com:vml" xmlns:wp14="http://schemas.microsoft.com/office/word/2010/wordprocessingDrawing" xmlns:wp="http://schemas.openxmlformats.org/drawingml/2006/wordprocessingDrawing" xmlns:w10="urn:schemas-microsoft-com:office:word" xmlns:w="http://schemas.openxmlformats.org/wordprocessingml/2006/main" xmlns:w14="http://schemas.microsoft.com/office/word/2010/wordml" xmlns:w15="http://schemas.microsoft.com/office/word/2012/wordml" xmlns:w16cex="http://schemas.microsoft.com/office/word/2018/wordml/cex" xmlns:w16cid="http://schemas.microsoft.com/office/word/2016/wordml/cid" xmlns:w16="http://schemas.microsoft.com/office/word/2018/wordml" xmlns:w16sdtdh="http://schemas.microsoft.com/office/word/2020/wordml/sdtdatahash" xmlns:w16se="http://schemas.microsoft.com/office/word/2015/wordml/symex" xmlns:wpg="http://schemas.microsoft.com/office/word/2010/wordprocessingGroup" xmlns:wpi="http://schemas.microsoft.com/office/word/2010/wordprocessingInk" xmlns:wne="http://schemas.microsoft.com/office/word/2006/wordml" xmlns:wps="http://schemas.microsoft.com/office/word/2010/wordprocessingShape" mc:Ignorable="w14 w15 w16se w16cid w16 w16cex w16sdtdh wp14">
+<w:document xmlns:wpc="http://schemas.microsoft.com/office/word/2010/wordprocessingCanvas" xmlns:cx="http://schemas.microsoft.com/office/drawing/2014/chartex" xmlns:cx1="http://schemas.microsoft.com/office/drawing/2015/9/8/chartex" xmlns:cx2="http://schemas.microsoft.com/office/drawing/2015/10/21/chartex" xmlns:cx3="http://schemas.microsoft.com/office/drawing/2016/5/9/chartex" xmlns:cx4="http://schemas.microsoft.com/office/drawing/2016/5/10/chartex" xmlns:cx5="http://schemas.microsoft.com/office/drawing/2016/5/11/chartex" xmlns:cx6="http://schemas.microsoft.com/office/drawing/2016/5/12/chartex" xmlns:cx7="http://schemas.microsoft.com/office/drawing/2016/5/13/chartex" xmlns:cx8="http://schemas.microsoft.com/office/drawing/2016/5/14/chartex" xmlns:mc="http://schemas.openxmlformats.org/markup-compatibility/2006" xmlns:aink="http://schemas.microsoft.com/office/drawing/2016/ink" xmlns:am3d="http://schemas.microsoft.com/office/drawing/2017/model3d" xmlns:o="urn:schemas-microsoft-com:office:office" xmlns:oel="http://schemas.microsoft.com/office/2019/extlst" xmlns:r="http://schemas.openxmlformats.org/officeDocument/2006/relationships" xmlns:m="http://schemas.openxmlformats.org/officeDocument/2006/math" xmlns:v="urn:schemas-microsoft-com:vml" xmlns:wp14="http://schemas.microsoft.com/office/word/2010/wordprocessingDrawing" xmlns:wp="http://schemas.openxmlformats.org/drawingml/2006/wordprocessingDrawing" xmlns:w10="urn:schemas-microsoft-com:office:word" xmlns:w="http://schemas.openxmlformats.org/wordprocessingml/2006/main" xmlns:w14="http://schemas.microsoft.com/office/word/2010/wordml" xmlns:w15="http://schemas.microsoft.com/office/word/2012/wordml" xmlns:w16cex="http://schemas.microsoft.com/office/word/2018/wordml/cex" xmlns:w16cid="http://schemas.microsoft.com/office/word/2016/wordml/cid" xmlns:w16="http://schemas.microsoft.com/office/word/2018/wordml" xmlns:w16du="http://schemas.microsoft.com/office/word/2023/wordml/word16du" xmlns:w16sdtdh="http://schemas.microsoft.com/office/word/2020/wordml/sdtdatahash" xmlns:w16sdtfl="http://schemas.microsoft.com/office/word/2024/wordml/sdtformatlock" xmlns:w16se="http://schemas.microsoft.com/office/word/2015/wordml/symex" xmlns:wpg="http://schemas.microsoft.com/office/word/2010/wordprocessingGroup" xmlns:wpi="http://schemas.microsoft.com/office/word/2010/wordprocessingInk" xmlns:wne="http://schemas.microsoft.com/office/word/2006/wordml" xmlns:wps="http://schemas.microsoft.com/office/word/2010/wordprocessingShape" mc:Ignorable="w14 w15 w16se w16cid w16 w16cex w16sdtdh w16sdtfl w16du wp14">
   <w:body>
     <w:p>
       <w:pPr>
@@ -132,6 +132,7 @@
         <w:rPr>
           <w:noProof/>
         </w:rPr>
+        <w:lastRenderedPageBreak/>
         <w:drawing>
           <wp:inline distT="0" distB="0" distL="0" distR="0" wp14:anchorId="4E9D83A9" wp14:editId="2FB74270">
             <wp:extent cx="9448800" cy="6202654"/>
@@ -192,6 +193,7 @@
         <w:rPr>
           <w:noProof/>
         </w:rPr>
+        <w:lastRenderedPageBreak/>
         <w:drawing>
           <wp:inline distT="0" distB="0" distL="0" distR="0" wp14:anchorId="1D6BD31A" wp14:editId="78376B1F">
             <wp:extent cx="9496425" cy="6167311"/>
@@ -252,6 +254,7 @@
         <w:rPr>
           <w:noProof/>
         </w:rPr>
+        <w:lastRenderedPageBreak/>
         <w:drawing>
           <wp:inline distT="0" distB="0" distL="0" distR="0" wp14:anchorId="69DEBD7D" wp14:editId="6612D67B">
             <wp:extent cx="9334500" cy="5976675"/>
@@ -327,6 +330,7 @@
         <w:rPr>
           <w:noProof/>
         </w:rPr>
+        <w:lastRenderedPageBreak/>
         <w:drawing>
           <wp:inline distT="0" distB="0" distL="0" distR="0" wp14:anchorId="265CCEA5" wp14:editId="10E5DBEB">
             <wp:extent cx="9486900" cy="5991078"/>
@@ -389,7 +393,7 @@
 </file>
 
 <file path=word/styles.xml><?xml version="1.0" encoding="utf-8"?>
-<w:styles xmlns:mc="http://schemas.openxmlformats.org/markup-compatibility/2006" xmlns:r="http://schemas.openxmlformats.org/officeDocument/2006/relationships" xmlns:w="http://schemas.openxmlformats.org/wordprocessingml/2006/main" xmlns:w14="http://schemas.microsoft.com/office/word/2010/wordml" xmlns:w15="http://schemas.microsoft.com/office/word/2012/wordml" xmlns:w16cex="http://schemas.microsoft.com/office/word/2018/wordml/cex" xmlns:w16cid="http://schemas.microsoft.com/office/word/2016/wordml/cid" xmlns:w16="http://schemas.microsoft.com/office/word/2018/wordml" xmlns:w16sdtdh="http://schemas.microsoft.com/office/word/2020/wordml/sdtdatahash" xmlns:w16se="http://schemas.microsoft.com/office/word/2015/wordml/symex" mc:Ignorable="w14 w15 w16se w16cid w16 w16cex w16sdtdh">
+<w:styles xmlns:mc="http://schemas.openxmlformats.org/markup-compatibility/2006" xmlns:r="http://schemas.openxmlformats.org/officeDocument/2006/relationships" xmlns:w="http://schemas.openxmlformats.org/wordprocessingml/2006/main" xmlns:w14="http://schemas.microsoft.com/office/word/2010/wordml" xmlns:w15="http://schemas.microsoft.com/office/word/2012/wordml" xmlns:w16cex="http://schemas.microsoft.com/office/word/2018/wordml/cex" xmlns:w16cid="http://schemas.microsoft.com/office/word/2016/wordml/cid" xmlns:w16="http://schemas.microsoft.com/office/word/2018/wordml" xmlns:w16du="http://schemas.microsoft.com/office/word/2023/wordml/word16du" xmlns:w16sdtdh="http://schemas.microsoft.com/office/word/2020/wordml/sdtdatahash" xmlns:w16sdtfl="http://schemas.microsoft.com/office/word/2024/wordml/sdtformatlock" xmlns:w16se="http://schemas.microsoft.com/office/word/2015/wordml/symex" mc:Ignorable="w14 w15 w16se w16cid w16 w16cex w16sdtdh w16sdtfl w16du">
   <w:docDefaults>
     <w:rPrDefault>
       <w:rPr>
@@ -1134,8 +1138,17 @@
 </file>
 
 <file path=customXml/item1.xml><?xml version="1.0" encoding="utf-8"?>
-<ct:contentTypeSchema xmlns:ct="http://schemas.microsoft.com/office/2006/metadata/contentType" xmlns:ma="http://schemas.microsoft.com/office/2006/metadata/properties/metaAttributes" ct:_="" ma:_="" ma:contentTypeName="Dokument" ma:contentTypeID="0x01010024556FA7B362AE4B8446F9CC073D5A4F" ma:contentTypeVersion="21" ma:contentTypeDescription="Opret et nyt dokument." ma:contentTypeScope="" ma:versionID="d1aa7de62efe80bb21950df6e450197f">
-  <xsd:schema xmlns:xsd="http://www.w3.org/2001/XMLSchema" xmlns:xs="http://www.w3.org/2001/XMLSchema" xmlns:p="http://schemas.microsoft.com/office/2006/metadata/properties" xmlns:ns2="0f03729d-1f1c-4b43-bedd-870f9fd028b5" xmlns:ns3="45c24c4d-4de2-4a11-996b-ad1b02b5a53f" targetNamespace="http://schemas.microsoft.com/office/2006/metadata/properties" ma:root="true" ma:fieldsID="14b8e5f815d087d67dcc59fc9196c213" ns2:_="" ns3:_="">
+<?mso-contentType ?>
+<FormTemplates xmlns="http://schemas.microsoft.com/sharepoint/v3/contenttype/forms">
+  <Display>DocumentLibraryForm</Display>
+  <Edit>DocumentLibraryForm</Edit>
+  <New>DocumentLibraryForm</New>
+</FormTemplates>
+</file>
+
+<file path=customXml/item2.xml><?xml version="1.0" encoding="utf-8"?>
+<ct:contentTypeSchema xmlns:ct="http://schemas.microsoft.com/office/2006/metadata/contentType" xmlns:ma="http://schemas.microsoft.com/office/2006/metadata/properties/metaAttributes" ct:_="" ma:_="" ma:contentTypeName="Dokument" ma:contentTypeID="0x01010024556FA7B362AE4B8446F9CC073D5A4F" ma:contentTypeVersion="21" ma:contentTypeDescription="Opret et nyt dokument." ma:contentTypeScope="" ma:versionID="29eb3a036b90b29db2fcb250f5ab1f36">
+  <xsd:schema xmlns:xsd="http://www.w3.org/2001/XMLSchema" xmlns:xs="http://www.w3.org/2001/XMLSchema" xmlns:p="http://schemas.microsoft.com/office/2006/metadata/properties" xmlns:ns2="0f03729d-1f1c-4b43-bedd-870f9fd028b5" xmlns:ns3="45c24c4d-4de2-4a11-996b-ad1b02b5a53f" targetNamespace="http://schemas.microsoft.com/office/2006/metadata/properties" ma:root="true" ma:fieldsID="ad93c050f1bea95ca108ddf053299f1d" ns2:_="" ns3:_="">
     <xsd:import namespace="0f03729d-1f1c-4b43-bedd-870f9fd028b5"/>
     <xsd:import namespace="45c24c4d-4de2-4a11-996b-ad1b02b5a53f"/>
     <xsd:element name="properties">
@@ -1396,15 +1409,6 @@
 </ct:contentTypeSchema>
 </file>
 
-<file path=customXml/item2.xml><?xml version="1.0" encoding="utf-8"?>
-<?mso-contentType ?>
-<FormTemplates xmlns="http://schemas.microsoft.com/sharepoint/v3/contenttype/forms">
-  <Display>DocumentLibraryForm</Display>
-  <Edit>DocumentLibraryForm</Edit>
-  <New>DocumentLibraryForm</New>
-</FormTemplates>
-</file>
-
 <file path=customXml/item3.xml><?xml version="1.0" encoding="utf-8"?>
 <p:properties xmlns:p="http://schemas.microsoft.com/office/2006/metadata/properties" xmlns:xsi="http://www.w3.org/2001/XMLSchema-instance" xmlns:pc="http://schemas.microsoft.com/office/infopath/2007/PartnerControls">
   <documentManagement>
@@ -1426,10 +1430,6 @@
 </file>
 
 <file path=customXml/itemProps1.xml><?xml version="1.0" encoding="utf-8"?>
-<ds:datastoreItem xmlns:ds="http://schemas.openxmlformats.org/officeDocument/2006/customXml" ds:itemID="{7D309C62-A7F2-43E7-826B-7BD88547A13E}"/>
-</file>
-
-<file path=customXml/itemProps2.xml><?xml version="1.0" encoding="utf-8"?>
 <ds:datastoreItem xmlns:ds="http://schemas.openxmlformats.org/officeDocument/2006/customXml" ds:itemID="{227B3BC3-1A91-44F5-9DA8-411B491F5CD2}">
   <ds:schemaRefs>
     <ds:schemaRef ds:uri="http://schemas.microsoft.com/sharepoint/v3/contenttype/forms"/>
@@ -1437,19 +1437,17 @@
 </ds:datastoreItem>
 </file>
 
+<file path=customXml/itemProps2.xml><?xml version="1.0" encoding="utf-8"?>
+<ds:datastoreItem xmlns:ds="http://schemas.openxmlformats.org/officeDocument/2006/customXml" ds:itemID="{907749AD-DAA1-421F-80AC-17D12FCC12DE}"/>
+</file>
+
 <file path=customXml/itemProps3.xml><?xml version="1.0" encoding="utf-8"?>
 <ds:datastoreItem xmlns:ds="http://schemas.openxmlformats.org/officeDocument/2006/customXml" ds:itemID="{F3382882-6662-4EA0-A5ED-504E55931B8E}">
   <ds:schemaRefs>
+    <ds:schemaRef ds:uri="http://schemas.microsoft.com/office/2006/metadata/properties"/>
+    <ds:schemaRef ds:uri="http://schemas.microsoft.com/office/infopath/2007/PartnerControls"/>
     <ds:schemaRef ds:uri="0f03729d-1f1c-4b43-bedd-870f9fd028b5"/>
-    <ds:schemaRef ds:uri="http://purl.org/dc/terms/"/>
-    <ds:schemaRef ds:uri="http://schemas.microsoft.com/office/2006/documentManagement/types"/>
-    <ds:schemaRef ds:uri="http://purl.org/dc/dcmitype/"/>
-    <ds:schemaRef ds:uri="http://schemas.openxmlformats.org/package/2006/metadata/core-properties"/>
-    <ds:schemaRef ds:uri="http://purl.org/dc/elements/1.1/"/>
-    <ds:schemaRef ds:uri="http://schemas.microsoft.com/office/infopath/2007/PartnerControls"/>
     <ds:schemaRef ds:uri="45c24c4d-4de2-4a11-996b-ad1b02b5a53f"/>
-    <ds:schemaRef ds:uri="http://schemas.microsoft.com/office/2006/metadata/properties"/>
-    <ds:schemaRef ds:uri="http://www.w3.org/XML/1998/namespace"/>
   </ds:schemaRefs>
 </ds:datastoreItem>
 </file>